--- a/contrast/project.docx
+++ b/contrast/project.docx
@@ -9,27 +9,14 @@
         </w:rPr>
       </w:pPr>
       <w:r>
+        <w:rPr>
+          <w:lang w:val="en-US"/>
+        </w:rPr>
         <w:drawing>
-          <wp:anchor distT="0" distB="0" distL="114300" distR="114300" simplePos="0" relativeHeight="251658240" behindDoc="1" locked="0" layoutInCell="1" allowOverlap="1" wp14:anchorId="3F40CA84" wp14:editId="1E6697EE">
-            <wp:simplePos x="0" y="0"/>
-            <wp:positionH relativeFrom="margin">
-              <wp:align>right</wp:align>
-            </wp:positionH>
-            <wp:positionV relativeFrom="paragraph">
-              <wp:posOffset>0</wp:posOffset>
-            </wp:positionV>
-            <wp:extent cx="5760720" cy="2529840"/>
-            <wp:effectExtent l="0" t="0" r="0" b="3810"/>
-            <wp:wrapTight wrapText="bothSides">
-              <wp:wrapPolygon edited="0">
-                <wp:start x="0" y="0"/>
-                <wp:lineTo x="0" y="21470"/>
-                <wp:lineTo x="21500" y="21470"/>
-                <wp:lineTo x="21500" y="0"/>
-                <wp:lineTo x="0" y="0"/>
-              </wp:wrapPolygon>
-            </wp:wrapTight>
-            <wp:docPr id="1956859975" name="Picture 1"/>
+          <wp:inline distT="0" distB="0" distL="0" distR="0" wp14:anchorId="1A16C06C" wp14:editId="4EFE5AD6">
+            <wp:extent cx="5760720" cy="2011680"/>
+            <wp:effectExtent l="0" t="0" r="0" b="7620"/>
+            <wp:docPr id="2045869716" name="Picture 3"/>
             <wp:cNvGraphicFramePr>
               <a:graphicFrameLocks xmlns:a="http://schemas.openxmlformats.org/drawingml/2006/main" noChangeAspect="1"/>
             </wp:cNvGraphicFramePr>
@@ -37,7 +24,7 @@
               <a:graphicData uri="http://schemas.openxmlformats.org/drawingml/2006/picture">
                 <pic:pic xmlns:pic="http://schemas.openxmlformats.org/drawingml/2006/picture">
                   <pic:nvPicPr>
-                    <pic:cNvPr id="1956859975" name="Picture 1956859975"/>
+                    <pic:cNvPr id="2045869716" name="Picture 2045869716"/>
                     <pic:cNvPicPr/>
                   </pic:nvPicPr>
                   <pic:blipFill rotWithShape="1">
@@ -48,7 +35,7 @@
                         </a:ext>
                       </a:extLst>
                     </a:blip>
-                    <a:srcRect t="41446"/>
+                    <a:srcRect t="53439"/>
                     <a:stretch>
                       <a:fillRect/>
                     </a:stretch>
@@ -56,7 +43,7 @@
                   <pic:spPr bwMode="auto">
                     <a:xfrm>
                       <a:off x="0" y="0"/>
-                      <a:ext cx="5760720" cy="2529840"/>
+                      <a:ext cx="5760720" cy="2011680"/>
                     </a:xfrm>
                     <a:prstGeom prst="rect">
                       <a:avLst/>
@@ -73,13 +60,7 @@
                 </pic:pic>
               </a:graphicData>
             </a:graphic>
-            <wp14:sizeRelH relativeFrom="page">
-              <wp14:pctWidth>0</wp14:pctWidth>
-            </wp14:sizeRelH>
-            <wp14:sizeRelV relativeFrom="page">
-              <wp14:pctHeight>0</wp14:pctHeight>
-            </wp14:sizeRelV>
-          </wp:anchor>
+          </wp:inline>
         </w:drawing>
       </w:r>
     </w:p>
@@ -93,23 +74,25 @@
     </w:p>
     <w:p/>
     <w:p>
+      <w:pPr>
+        <w:rPr>
+          <w:lang w:val="en-US"/>
+        </w:rPr>
+      </w:pPr>
       <w:r>
         <w:t>#A24936</w:t>
       </w:r>
-    </w:p>
-    <w:p>
-      <w:r>
-        <w:t>#E8E9EB</w:t>
-      </w:r>
-    </w:p>
-    <w:p>
-      <w:r>
-        <w:t>#777DA7</w:t>
-      </w:r>
-    </w:p>
-    <w:p>
-      <w:r>
-        <w:t>#D36135</w:t>
+      <w:r>
+        <w:rPr>
+          <w:lang w:val="en-US"/>
+        </w:rPr>
+        <w:t xml:space="preserve"> </w:t>
+      </w:r>
+      <w:r>
+        <w:rPr>
+          <w:lang w:val="en-US"/>
+        </w:rPr>
+        <w:t>rgb(162, 73, 54)</w:t>
       </w:r>
     </w:p>
     <w:p>
@@ -119,7 +102,1354 @@
         </w:rPr>
       </w:pPr>
       <w:r>
-        <w:t>#2D2D2A</w:t>
+        <w:t>#E8E9EB</w:t>
+      </w:r>
+      <w:r>
+        <w:rPr>
+          <w:lang w:val="en-US"/>
+        </w:rPr>
+        <w:t xml:space="preserve"> </w:t>
+      </w:r>
+      <w:r>
+        <w:rPr>
+          <w:lang w:val="en-US"/>
+        </w:rPr>
+        <w:t>rgb(232, 233, 235)</w:t>
+      </w:r>
+    </w:p>
+    <w:p>
+      <w:pPr>
+        <w:rPr>
+          <w:lang w:val="en-US"/>
+        </w:rPr>
+      </w:pPr>
+      <w:r>
+        <w:t>#777DA7</w:t>
+      </w:r>
+      <w:r>
+        <w:rPr>
+          <w:lang w:val="en-US"/>
+        </w:rPr>
+        <w:t xml:space="preserve"> </w:t>
+      </w:r>
+      <w:r>
+        <w:rPr>
+          <w:lang w:val="en-US"/>
+        </w:rPr>
+        <w:t>rgb(119, 125, 167)</w:t>
+      </w:r>
+    </w:p>
+    <w:p>
+      <w:pPr>
+        <w:rPr>
+          <w:lang w:val="en-US"/>
+        </w:rPr>
+      </w:pPr>
+      <w:r>
+        <w:t>#D36135</w:t>
+      </w:r>
+      <w:r>
+        <w:rPr>
+          <w:lang w:val="en-US"/>
+        </w:rPr>
+        <w:t xml:space="preserve"> </w:t>
+      </w:r>
+      <w:r>
+        <w:rPr>
+          <w:lang w:val="en-US"/>
+        </w:rPr>
+        <w:t>rgb(211, 97, 53)</w:t>
+      </w:r>
+    </w:p>
+    <w:p>
+      <w:pPr>
+        <w:rPr>
+          <w:lang w:val="en-US"/>
+        </w:rPr>
+      </w:pPr>
+      <w:r>
+        <w:t>#04724D</w:t>
+      </w:r>
+      <w:r>
+        <w:rPr>
+          <w:lang w:val="en-US"/>
+        </w:rPr>
+        <w:t xml:space="preserve"> </w:t>
+      </w:r>
+      <w:r>
+        <w:rPr>
+          <w:lang w:val="en-US"/>
+        </w:rPr>
+        <w:t>rgb(4, 114, 77)</w:t>
+      </w:r>
+    </w:p>
+    <w:p>
+      <w:pPr>
+        <w:rPr>
+          <w:lang w:val="en-US"/>
+        </w:rPr>
+      </w:pPr>
+    </w:p>
+    <w:p>
+      <w:r>
+        <w:t>КОНТРАСТ НА ЦВЕТОВЕТЕ ЗА МОЯ САЙТ</w:t>
+      </w:r>
+    </w:p>
+    <w:p>
+      <w:pPr>
+        <w:rPr>
+          <w:lang w:val="en-US"/>
+        </w:rPr>
+      </w:pPr>
+      <w:r>
+        <w:rPr>
+          <w:lang w:val="en-US"/>
+        </w:rPr>
+        <w:drawing>
+          <wp:inline distT="0" distB="0" distL="0" distR="0" wp14:anchorId="6D4ADE32" wp14:editId="77D51906">
+            <wp:extent cx="5760720" cy="2644775"/>
+            <wp:effectExtent l="0" t="0" r="0" b="3175"/>
+            <wp:docPr id="1552685924" name="Picture 1"/>
+            <wp:cNvGraphicFramePr>
+              <a:graphicFrameLocks xmlns:a="http://schemas.openxmlformats.org/drawingml/2006/main" noChangeAspect="1"/>
+            </wp:cNvGraphicFramePr>
+            <a:graphic xmlns:a="http://schemas.openxmlformats.org/drawingml/2006/main">
+              <a:graphicData uri="http://schemas.openxmlformats.org/drawingml/2006/picture">
+                <pic:pic xmlns:pic="http://schemas.openxmlformats.org/drawingml/2006/picture">
+                  <pic:nvPicPr>
+                    <pic:cNvPr id="1552685924" name=""/>
+                    <pic:cNvPicPr/>
+                  </pic:nvPicPr>
+                  <pic:blipFill>
+                    <a:blip r:embed="rId5"/>
+                    <a:stretch>
+                      <a:fillRect/>
+                    </a:stretch>
+                  </pic:blipFill>
+                  <pic:spPr>
+                    <a:xfrm>
+                      <a:off x="0" y="0"/>
+                      <a:ext cx="5760720" cy="2644775"/>
+                    </a:xfrm>
+                    <a:prstGeom prst="rect">
+                      <a:avLst/>
+                    </a:prstGeom>
+                  </pic:spPr>
+                </pic:pic>
+              </a:graphicData>
+            </a:graphic>
+          </wp:inline>
+        </w:drawing>
+      </w:r>
+      <w:r>
+        <w:rPr>
+          <w:lang w:val="en-US"/>
+        </w:rPr>
+        <w:br w:type="page"/>
+      </w:r>
+    </w:p>
+    <w:p>
+      <w:pPr>
+        <w:rPr>
+          <w:lang w:val="en-US"/>
+        </w:rPr>
+      </w:pPr>
+      <w:r>
+        <w:rPr>
+          <w:lang w:val="en-US"/>
+        </w:rPr>
+        <w:lastRenderedPageBreak/>
+        <mc:AlternateContent>
+          <mc:Choice Requires="wps">
+            <w:drawing>
+              <wp:anchor distT="0" distB="0" distL="114300" distR="114300" simplePos="0" relativeHeight="251671552" behindDoc="0" locked="0" layoutInCell="1" allowOverlap="1" wp14:anchorId="5D5CD7E3" wp14:editId="445643E6">
+                <wp:simplePos x="0" y="0"/>
+                <wp:positionH relativeFrom="column">
+                  <wp:posOffset>4708525</wp:posOffset>
+                </wp:positionH>
+                <wp:positionV relativeFrom="paragraph">
+                  <wp:posOffset>7626985</wp:posOffset>
+                </wp:positionV>
+                <wp:extent cx="838200" cy="739140"/>
+                <wp:effectExtent l="0" t="0" r="19050" b="22860"/>
+                <wp:wrapNone/>
+                <wp:docPr id="1530105717" name="Text Box 11"/>
+                <wp:cNvGraphicFramePr/>
+                <a:graphic xmlns:a="http://schemas.openxmlformats.org/drawingml/2006/main">
+                  <a:graphicData uri="http://schemas.microsoft.com/office/word/2010/wordprocessingShape">
+                    <wps:wsp>
+                      <wps:cNvSpPr txBox="1"/>
+                      <wps:spPr>
+                        <a:xfrm>
+                          <a:off x="0" y="0"/>
+                          <a:ext cx="838200" cy="739140"/>
+                        </a:xfrm>
+                        <a:prstGeom prst="rect">
+                          <a:avLst/>
+                        </a:prstGeom>
+                        <a:solidFill>
+                          <a:schemeClr val="lt1"/>
+                        </a:solidFill>
+                        <a:ln w="6350">
+                          <a:solidFill>
+                            <a:prstClr val="black"/>
+                          </a:solidFill>
+                        </a:ln>
+                      </wps:spPr>
+                      <wps:txbx>
+                        <w:txbxContent>
+                          <w:p>
+                            <w:pPr>
+                              <w:rPr>
+                                <w:lang w:val="en-US"/>
+                              </w:rPr>
+                            </w:pPr>
+                            <w:r>
+                              <w:rPr>
+                                <w:lang w:val="en-US"/>
+                              </w:rPr>
+                              <w:t>Icon3</w:t>
+                            </w:r>
+                          </w:p>
+                        </w:txbxContent>
+                      </wps:txbx>
+                      <wps:bodyPr rot="0" spcFirstLastPara="0" vertOverflow="overflow" horzOverflow="overflow" vert="horz" wrap="square" lIns="91440" tIns="45720" rIns="91440" bIns="45720" numCol="1" spcCol="0" rtlCol="0" fromWordArt="0" anchor="t" anchorCtr="0" forceAA="0" compatLnSpc="1">
+                        <a:prstTxWarp prst="textNoShape">
+                          <a:avLst/>
+                        </a:prstTxWarp>
+                        <a:noAutofit/>
+                      </wps:bodyPr>
+                    </wps:wsp>
+                  </a:graphicData>
+                </a:graphic>
+              </wp:anchor>
+            </w:drawing>
+          </mc:Choice>
+          <mc:Fallback>
+            <w:pict>
+              <v:shapetype w14:anchorId="5D5CD7E3" id="_x0000_t202" coordsize="21600,21600" o:spt="202" path="m,l,21600r21600,l21600,xe">
+                <v:stroke joinstyle="miter"/>
+                <v:path gradientshapeok="t" o:connecttype="rect"/>
+              </v:shapetype>
+              <v:shape id="Text Box 11" o:spid="_x0000_s1026" type="#_x0000_t202" style="position:absolute;margin-left:370.75pt;margin-top:600.55pt;width:66pt;height:58.2pt;z-index:251671552;visibility:visible;mso-wrap-style:square;mso-wrap-distance-left:9pt;mso-wrap-distance-top:0;mso-wrap-distance-right:9pt;mso-wrap-distance-bottom:0;mso-position-horizontal:absolute;mso-position-horizontal-relative:text;mso-position-vertical:absolute;mso-position-vertical-relative:text;v-text-anchor:top" o:gfxdata="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" fillcolor="white [3201]" strokeweight=".5pt">
+                <v:textbox>
+                  <w:txbxContent>
+                    <w:p>
+                      <w:pPr>
+                        <w:rPr>
+                          <w:lang w:val="en-US"/>
+                        </w:rPr>
+                      </w:pPr>
+                      <w:r>
+                        <w:rPr>
+                          <w:lang w:val="en-US"/>
+                        </w:rPr>
+                        <w:t>Icon3</w:t>
+                      </w:r>
+                    </w:p>
+                  </w:txbxContent>
+                </v:textbox>
+              </v:shape>
+            </w:pict>
+          </mc:Fallback>
+        </mc:AlternateContent>
+      </w:r>
+      <w:r>
+        <w:rPr>
+          <w:lang w:val="en-US"/>
+        </w:rPr>
+        <mc:AlternateContent>
+          <mc:Choice Requires="wps">
+            <w:drawing>
+              <wp:anchor distT="0" distB="0" distL="114300" distR="114300" simplePos="0" relativeHeight="251669504" behindDoc="0" locked="0" layoutInCell="1" allowOverlap="1" wp14:anchorId="7A709829" wp14:editId="48C84EB3">
+                <wp:simplePos x="0" y="0"/>
+                <wp:positionH relativeFrom="column">
+                  <wp:posOffset>3702685</wp:posOffset>
+                </wp:positionH>
+                <wp:positionV relativeFrom="paragraph">
+                  <wp:posOffset>7626985</wp:posOffset>
+                </wp:positionV>
+                <wp:extent cx="838200" cy="739140"/>
+                <wp:effectExtent l="0" t="0" r="19050" b="22860"/>
+                <wp:wrapNone/>
+                <wp:docPr id="1970975877" name="Text Box 11"/>
+                <wp:cNvGraphicFramePr/>
+                <a:graphic xmlns:a="http://schemas.openxmlformats.org/drawingml/2006/main">
+                  <a:graphicData uri="http://schemas.microsoft.com/office/word/2010/wordprocessingShape">
+                    <wps:wsp>
+                      <wps:cNvSpPr txBox="1"/>
+                      <wps:spPr>
+                        <a:xfrm>
+                          <a:off x="0" y="0"/>
+                          <a:ext cx="838200" cy="739140"/>
+                        </a:xfrm>
+                        <a:prstGeom prst="rect">
+                          <a:avLst/>
+                        </a:prstGeom>
+                        <a:solidFill>
+                          <a:schemeClr val="lt1"/>
+                        </a:solidFill>
+                        <a:ln w="6350">
+                          <a:solidFill>
+                            <a:prstClr val="black"/>
+                          </a:solidFill>
+                        </a:ln>
+                      </wps:spPr>
+                      <wps:txbx>
+                        <w:txbxContent>
+                          <w:p>
+                            <w:pPr>
+                              <w:rPr>
+                                <w:lang w:val="en-US"/>
+                              </w:rPr>
+                            </w:pPr>
+                            <w:r>
+                              <w:rPr>
+                                <w:lang w:val="en-US"/>
+                              </w:rPr>
+                              <w:t>Icon2</w:t>
+                            </w:r>
+                          </w:p>
+                        </w:txbxContent>
+                      </wps:txbx>
+                      <wps:bodyPr rot="0" spcFirstLastPara="0" vertOverflow="overflow" horzOverflow="overflow" vert="horz" wrap="square" lIns="91440" tIns="45720" rIns="91440" bIns="45720" numCol="1" spcCol="0" rtlCol="0" fromWordArt="0" anchor="t" anchorCtr="0" forceAA="0" compatLnSpc="1">
+                        <a:prstTxWarp prst="textNoShape">
+                          <a:avLst/>
+                        </a:prstTxWarp>
+                        <a:noAutofit/>
+                      </wps:bodyPr>
+                    </wps:wsp>
+                  </a:graphicData>
+                </a:graphic>
+              </wp:anchor>
+            </w:drawing>
+          </mc:Choice>
+          <mc:Fallback>
+            <w:pict>
+              <v:shape w14:anchorId="7A709829" id="_x0000_s1027" type="#_x0000_t202" style="position:absolute;margin-left:291.55pt;margin-top:600.55pt;width:66pt;height:58.2pt;z-index:251669504;visibility:visible;mso-wrap-style:square;mso-wrap-distance-left:9pt;mso-wrap-distance-top:0;mso-wrap-distance-right:9pt;mso-wrap-distance-bottom:0;mso-position-horizontal:absolute;mso-position-horizontal-relative:text;mso-position-vertical:absolute;mso-position-vertical-relative:text;v-text-anchor:top" o:gfxdata="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" fillcolor="white [3201]" strokeweight=".5pt">
+                <v:textbox>
+                  <w:txbxContent>
+                    <w:p>
+                      <w:pPr>
+                        <w:rPr>
+                          <w:lang w:val="en-US"/>
+                        </w:rPr>
+                      </w:pPr>
+                      <w:r>
+                        <w:rPr>
+                          <w:lang w:val="en-US"/>
+                        </w:rPr>
+                        <w:t>Icon2</w:t>
+                      </w:r>
+                    </w:p>
+                  </w:txbxContent>
+                </v:textbox>
+              </v:shape>
+            </w:pict>
+          </mc:Fallback>
+        </mc:AlternateContent>
+      </w:r>
+      <w:r>
+        <w:rPr>
+          <w:lang w:val="en-US"/>
+        </w:rPr>
+        <mc:AlternateContent>
+          <mc:Choice Requires="wps">
+            <w:drawing>
+              <wp:anchor distT="0" distB="0" distL="114300" distR="114300" simplePos="0" relativeHeight="251667456" behindDoc="0" locked="0" layoutInCell="1" allowOverlap="1" wp14:anchorId="40FF65DC" wp14:editId="28C8D860">
+                <wp:simplePos x="0" y="0"/>
+                <wp:positionH relativeFrom="column">
+                  <wp:posOffset>2727325</wp:posOffset>
+                </wp:positionH>
+                <wp:positionV relativeFrom="paragraph">
+                  <wp:posOffset>7611745</wp:posOffset>
+                </wp:positionV>
+                <wp:extent cx="838200" cy="739140"/>
+                <wp:effectExtent l="0" t="0" r="19050" b="22860"/>
+                <wp:wrapNone/>
+                <wp:docPr id="489955113" name="Text Box 11"/>
+                <wp:cNvGraphicFramePr/>
+                <a:graphic xmlns:a="http://schemas.openxmlformats.org/drawingml/2006/main">
+                  <a:graphicData uri="http://schemas.microsoft.com/office/word/2010/wordprocessingShape">
+                    <wps:wsp>
+                      <wps:cNvSpPr txBox="1"/>
+                      <wps:spPr>
+                        <a:xfrm>
+                          <a:off x="0" y="0"/>
+                          <a:ext cx="838200" cy="739140"/>
+                        </a:xfrm>
+                        <a:prstGeom prst="rect">
+                          <a:avLst/>
+                        </a:prstGeom>
+                        <a:solidFill>
+                          <a:schemeClr val="lt1"/>
+                        </a:solidFill>
+                        <a:ln w="6350">
+                          <a:solidFill>
+                            <a:prstClr val="black"/>
+                          </a:solidFill>
+                        </a:ln>
+                      </wps:spPr>
+                      <wps:txbx>
+                        <w:txbxContent>
+                          <w:p>
+                            <w:pPr>
+                              <w:rPr>
+                                <w:lang w:val="en-US"/>
+                              </w:rPr>
+                            </w:pPr>
+                            <w:r>
+                              <w:rPr>
+                                <w:lang w:val="en-US"/>
+                              </w:rPr>
+                              <w:t>Icon1</w:t>
+                            </w:r>
+                          </w:p>
+                        </w:txbxContent>
+                      </wps:txbx>
+                      <wps:bodyPr rot="0" spcFirstLastPara="0" vertOverflow="overflow" horzOverflow="overflow" vert="horz" wrap="square" lIns="91440" tIns="45720" rIns="91440" bIns="45720" numCol="1" spcCol="0" rtlCol="0" fromWordArt="0" anchor="t" anchorCtr="0" forceAA="0" compatLnSpc="1">
+                        <a:prstTxWarp prst="textNoShape">
+                          <a:avLst/>
+                        </a:prstTxWarp>
+                        <a:noAutofit/>
+                      </wps:bodyPr>
+                    </wps:wsp>
+                  </a:graphicData>
+                </a:graphic>
+              </wp:anchor>
+            </w:drawing>
+          </mc:Choice>
+          <mc:Fallback>
+            <w:pict>
+              <v:shape w14:anchorId="40FF65DC" id="_x0000_s1028" type="#_x0000_t202" style="position:absolute;margin-left:214.75pt;margin-top:599.35pt;width:66pt;height:58.2pt;z-index:251667456;visibility:visible;mso-wrap-style:square;mso-wrap-distance-left:9pt;mso-wrap-distance-top:0;mso-wrap-distance-right:9pt;mso-wrap-distance-bottom:0;mso-position-horizontal:absolute;mso-position-horizontal-relative:text;mso-position-vertical:absolute;mso-position-vertical-relative:text;v-text-anchor:top" o:gfxdata="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" fillcolor="white [3201]" strokeweight=".5pt">
+                <v:textbox>
+                  <w:txbxContent>
+                    <w:p>
+                      <w:pPr>
+                        <w:rPr>
+                          <w:lang w:val="en-US"/>
+                        </w:rPr>
+                      </w:pPr>
+                      <w:r>
+                        <w:rPr>
+                          <w:lang w:val="en-US"/>
+                        </w:rPr>
+                        <w:t>Icon1</w:t>
+                      </w:r>
+                    </w:p>
+                  </w:txbxContent>
+                </v:textbox>
+              </v:shape>
+            </w:pict>
+          </mc:Fallback>
+        </mc:AlternateContent>
+      </w:r>
+      <w:r>
+        <w:rPr>
+          <w:lang w:val="en-US"/>
+        </w:rPr>
+        <mc:AlternateContent>
+          <mc:Choice Requires="wps">
+            <w:drawing>
+              <wp:anchor distT="0" distB="0" distL="114300" distR="114300" simplePos="0" relativeHeight="251666432" behindDoc="0" locked="0" layoutInCell="1" allowOverlap="1" wp14:anchorId="2AE5C121" wp14:editId="0F9140F3">
+                <wp:simplePos x="0" y="0"/>
+                <wp:positionH relativeFrom="column">
+                  <wp:posOffset>-84455</wp:posOffset>
+                </wp:positionH>
+                <wp:positionV relativeFrom="paragraph">
+                  <wp:posOffset>7482205</wp:posOffset>
+                </wp:positionV>
+                <wp:extent cx="6050280" cy="982980"/>
+                <wp:effectExtent l="0" t="0" r="26670" b="26670"/>
+                <wp:wrapNone/>
+                <wp:docPr id="1989231620" name="Text Box 10"/>
+                <wp:cNvGraphicFramePr/>
+                <a:graphic xmlns:a="http://schemas.openxmlformats.org/drawingml/2006/main">
+                  <a:graphicData uri="http://schemas.microsoft.com/office/word/2010/wordprocessingShape">
+                    <wps:wsp>
+                      <wps:cNvSpPr txBox="1"/>
+                      <wps:spPr>
+                        <a:xfrm>
+                          <a:off x="0" y="0"/>
+                          <a:ext cx="6050280" cy="982980"/>
+                        </a:xfrm>
+                        <a:prstGeom prst="rect">
+                          <a:avLst/>
+                        </a:prstGeom>
+                        <a:solidFill>
+                          <a:srgbClr val="04724D"/>
+                        </a:solidFill>
+                        <a:ln w="6350">
+                          <a:solidFill>
+                            <a:prstClr val="black"/>
+                          </a:solidFill>
+                        </a:ln>
+                      </wps:spPr>
+                      <wps:txbx>
+                        <w:txbxContent>
+                          <w:p>
+                            <w:pPr>
+                              <w:rPr>
+                                <w:color w:val="FFFFFF" w:themeColor="background1"/>
+                                <w:lang w:val="en-US"/>
+                              </w:rPr>
+                            </w:pPr>
+                            <w:r>
+                              <w:rPr>
+                                <w:color w:val="FFFFFF" w:themeColor="background1"/>
+                                <w:lang w:val="en-US"/>
+                              </w:rPr>
+                              <w:t>Id footer</w:t>
+                            </w:r>
+                          </w:p>
+                        </w:txbxContent>
+                      </wps:txbx>
+                      <wps:bodyPr rot="0" spcFirstLastPara="0" vertOverflow="overflow" horzOverflow="overflow" vert="horz" wrap="square" lIns="91440" tIns="45720" rIns="91440" bIns="45720" numCol="1" spcCol="0" rtlCol="0" fromWordArt="0" anchor="t" anchorCtr="0" forceAA="0" compatLnSpc="1">
+                        <a:prstTxWarp prst="textNoShape">
+                          <a:avLst/>
+                        </a:prstTxWarp>
+                        <a:noAutofit/>
+                      </wps:bodyPr>
+                    </wps:wsp>
+                  </a:graphicData>
+                </a:graphic>
+              </wp:anchor>
+            </w:drawing>
+          </mc:Choice>
+          <mc:Fallback>
+            <w:pict>
+              <v:shape w14:anchorId="2AE5C121" id="Text Box 10" o:spid="_x0000_s1029" type="#_x0000_t202" style="position:absolute;margin-left:-6.65pt;margin-top:589.15pt;width:476.4pt;height:77.4pt;z-index:251666432;visibility:visible;mso-wrap-style:square;mso-wrap-distance-left:9pt;mso-wrap-distance-top:0;mso-wrap-distance-right:9pt;mso-wrap-distance-bottom:0;mso-position-horizontal:absolute;mso-position-horizontal-relative:text;mso-position-vertical:absolute;mso-position-vertical-relative:text;v-text-anchor:top" o:gfxdata="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" fillcolor="#04724d" strokeweight=".5pt">
+                <v:textbox>
+                  <w:txbxContent>
+                    <w:p>
+                      <w:pPr>
+                        <w:rPr>
+                          <w:color w:val="FFFFFF" w:themeColor="background1"/>
+                          <w:lang w:val="en-US"/>
+                        </w:rPr>
+                      </w:pPr>
+                      <w:r>
+                        <w:rPr>
+                          <w:color w:val="FFFFFF" w:themeColor="background1"/>
+                          <w:lang w:val="en-US"/>
+                        </w:rPr>
+                        <w:t>Id footer</w:t>
+                      </w:r>
+                    </w:p>
+                  </w:txbxContent>
+                </v:textbox>
+              </v:shape>
+            </w:pict>
+          </mc:Fallback>
+        </mc:AlternateContent>
+      </w:r>
+      <w:r>
+        <w:rPr>
+          <w:lang w:val="en-US"/>
+        </w:rPr>
+        <mc:AlternateContent>
+          <mc:Choice Requires="wps">
+            <w:drawing>
+              <wp:anchor distT="0" distB="0" distL="114300" distR="114300" simplePos="0" relativeHeight="251665408" behindDoc="0" locked="0" layoutInCell="1" allowOverlap="1" wp14:anchorId="2626D706" wp14:editId="406F6357">
+                <wp:simplePos x="0" y="0"/>
+                <wp:positionH relativeFrom="column">
+                  <wp:posOffset>-107315</wp:posOffset>
+                </wp:positionH>
+                <wp:positionV relativeFrom="paragraph">
+                  <wp:posOffset>2453005</wp:posOffset>
+                </wp:positionV>
+                <wp:extent cx="6050280" cy="4800600"/>
+                <wp:effectExtent l="0" t="0" r="26670" b="19050"/>
+                <wp:wrapNone/>
+                <wp:docPr id="1223487881" name="Text Box 9"/>
+                <wp:cNvGraphicFramePr/>
+                <a:graphic xmlns:a="http://schemas.openxmlformats.org/drawingml/2006/main">
+                  <a:graphicData uri="http://schemas.microsoft.com/office/word/2010/wordprocessingShape">
+                    <wps:wsp>
+                      <wps:cNvSpPr txBox="1"/>
+                      <wps:spPr>
+                        <a:xfrm>
+                          <a:off x="0" y="0"/>
+                          <a:ext cx="6050280" cy="4800600"/>
+                        </a:xfrm>
+                        <a:prstGeom prst="rect">
+                          <a:avLst/>
+                        </a:prstGeom>
+                        <a:solidFill>
+                          <a:srgbClr val="E8E9EB"/>
+                        </a:solidFill>
+                        <a:ln w="6350">
+                          <a:solidFill>
+                            <a:prstClr val="black"/>
+                          </a:solidFill>
+                        </a:ln>
+                      </wps:spPr>
+                      <wps:txbx>
+                        <w:txbxContent>
+                          <w:p>
+                            <w:pPr>
+                              <w:rPr>
+                                <w:lang w:val="en-US"/>
+                              </w:rPr>
+                            </w:pPr>
+                            <w:r>
+                              <w:rPr>
+                                <w:lang w:val="en-US"/>
+                              </w:rPr>
+                              <w:t>Id main</w:t>
+                            </w:r>
+                          </w:p>
+                        </w:txbxContent>
+                      </wps:txbx>
+                      <wps:bodyPr rot="0" spcFirstLastPara="0" vertOverflow="overflow" horzOverflow="overflow" vert="horz" wrap="square" lIns="91440" tIns="45720" rIns="91440" bIns="45720" numCol="1" spcCol="0" rtlCol="0" fromWordArt="0" anchor="t" anchorCtr="0" forceAA="0" compatLnSpc="1">
+                        <a:prstTxWarp prst="textNoShape">
+                          <a:avLst/>
+                        </a:prstTxWarp>
+                        <a:noAutofit/>
+                      </wps:bodyPr>
+                    </wps:wsp>
+                  </a:graphicData>
+                </a:graphic>
+                <wp14:sizeRelV relativeFrom="margin">
+                  <wp14:pctHeight>0</wp14:pctHeight>
+                </wp14:sizeRelV>
+              </wp:anchor>
+            </w:drawing>
+          </mc:Choice>
+          <mc:Fallback>
+            <w:pict>
+              <v:shape w14:anchorId="2626D706" id="Text Box 9" o:spid="_x0000_s1030" type="#_x0000_t202" style="position:absolute;margin-left:-8.45pt;margin-top:193.15pt;width:476.4pt;height:378pt;z-index:251665408;visibility:visible;mso-wrap-style:square;mso-height-percent:0;mso-wrap-distance-left:9pt;mso-wrap-distance-top:0;mso-wrap-distance-right:9pt;mso-wrap-distance-bottom:0;mso-position-horizontal:absolute;mso-position-horizontal-relative:text;mso-position-vertical:absolute;mso-position-vertical-relative:text;mso-height-percent:0;mso-height-relative:margin;v-text-anchor:top" o:gfxdata="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" fillcolor="#e8e9eb" strokeweight=".5pt">
+                <v:textbox>
+                  <w:txbxContent>
+                    <w:p>
+                      <w:pPr>
+                        <w:rPr>
+                          <w:lang w:val="en-US"/>
+                        </w:rPr>
+                      </w:pPr>
+                      <w:r>
+                        <w:rPr>
+                          <w:lang w:val="en-US"/>
+                        </w:rPr>
+                        <w:t>Id main</w:t>
+                      </w:r>
+                    </w:p>
+                  </w:txbxContent>
+                </v:textbox>
+              </v:shape>
+            </w:pict>
+          </mc:Fallback>
+        </mc:AlternateContent>
+      </w:r>
+      <w:r>
+        <w:rPr>
+          <w:lang w:val="en-US"/>
+        </w:rPr>
+        <mc:AlternateContent>
+          <mc:Choice Requires="wps">
+            <w:drawing>
+              <wp:anchor distT="0" distB="0" distL="114300" distR="114300" simplePos="0" relativeHeight="251664384" behindDoc="0" locked="0" layoutInCell="1" allowOverlap="1" wp14:anchorId="2B7BFA0A" wp14:editId="58F2B0B3">
+                <wp:simplePos x="0" y="0"/>
+                <wp:positionH relativeFrom="column">
+                  <wp:posOffset>1485265</wp:posOffset>
+                </wp:positionH>
+                <wp:positionV relativeFrom="paragraph">
+                  <wp:posOffset>456565</wp:posOffset>
+                </wp:positionV>
+                <wp:extent cx="3947160" cy="708660"/>
+                <wp:effectExtent l="0" t="0" r="15240" b="15240"/>
+                <wp:wrapNone/>
+                <wp:docPr id="769120799" name="Text Box 8"/>
+                <wp:cNvGraphicFramePr/>
+                <a:graphic xmlns:a="http://schemas.openxmlformats.org/drawingml/2006/main">
+                  <a:graphicData uri="http://schemas.microsoft.com/office/word/2010/wordprocessingShape">
+                    <wps:wsp>
+                      <wps:cNvSpPr txBox="1"/>
+                      <wps:spPr>
+                        <a:xfrm>
+                          <a:off x="0" y="0"/>
+                          <a:ext cx="3947160" cy="708660"/>
+                        </a:xfrm>
+                        <a:prstGeom prst="rect">
+                          <a:avLst/>
+                        </a:prstGeom>
+                        <a:solidFill>
+                          <a:srgbClr val="E8E9EB"/>
+                        </a:solidFill>
+                        <a:ln w="6350">
+                          <a:solidFill>
+                            <a:prstClr val="black"/>
+                          </a:solidFill>
+                        </a:ln>
+                      </wps:spPr>
+                      <wps:txbx>
+                        <w:txbxContent>
+                          <w:p>
+                            <w:pPr>
+                              <w:rPr>
+                                <w:sz w:val="56"/>
+                                <w:szCs w:val="56"/>
+                              </w:rPr>
+                            </w:pPr>
+                            <w:r>
+                              <w:rPr>
+                                <w:sz w:val="56"/>
+                                <w:szCs w:val="56"/>
+                              </w:rPr>
+                              <w:t>МАГАЗИН ЗА ОБУВКИ</w:t>
+                            </w:r>
+                          </w:p>
+                        </w:txbxContent>
+                      </wps:txbx>
+                      <wps:bodyPr rot="0" spcFirstLastPara="0" vertOverflow="overflow" horzOverflow="overflow" vert="horz" wrap="square" lIns="91440" tIns="45720" rIns="91440" bIns="45720" numCol="1" spcCol="0" rtlCol="0" fromWordArt="0" anchor="t" anchorCtr="0" forceAA="0" compatLnSpc="1">
+                        <a:prstTxWarp prst="textNoShape">
+                          <a:avLst/>
+                        </a:prstTxWarp>
+                        <a:noAutofit/>
+                      </wps:bodyPr>
+                    </wps:wsp>
+                  </a:graphicData>
+                </a:graphic>
+              </wp:anchor>
+            </w:drawing>
+          </mc:Choice>
+          <mc:Fallback>
+            <w:pict>
+              <v:shape w14:anchorId="2B7BFA0A" id="Text Box 8" o:spid="_x0000_s1031" type="#_x0000_t202" style="position:absolute;margin-left:116.95pt;margin-top:35.95pt;width:310.8pt;height:55.8pt;z-index:251664384;visibility:visible;mso-wrap-style:square;mso-wrap-distance-left:9pt;mso-wrap-distance-top:0;mso-wrap-distance-right:9pt;mso-wrap-distance-bottom:0;mso-position-horizontal:absolute;mso-position-horizontal-relative:text;mso-position-vertical:absolute;mso-position-vertical-relative:text;v-text-anchor:top" o:gfxdata="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" fillcolor="#e8e9eb" strokeweight=".5pt">
+                <v:textbox>
+                  <w:txbxContent>
+                    <w:p>
+                      <w:pPr>
+                        <w:rPr>
+                          <w:sz w:val="56"/>
+                          <w:szCs w:val="56"/>
+                        </w:rPr>
+                      </w:pPr>
+                      <w:r>
+                        <w:rPr>
+                          <w:sz w:val="56"/>
+                          <w:szCs w:val="56"/>
+                        </w:rPr>
+                        <w:t>МАГАЗИН ЗА ОБУВКИ</w:t>
+                      </w:r>
+                    </w:p>
+                  </w:txbxContent>
+                </v:textbox>
+              </v:shape>
+            </w:pict>
+          </mc:Fallback>
+        </mc:AlternateContent>
+      </w:r>
+      <w:r>
+        <w:rPr>
+          <w:lang w:val="en-US"/>
+        </w:rPr>
+        <mc:AlternateContent>
+          <mc:Choice Requires="wps">
+            <w:drawing>
+              <wp:anchor distT="0" distB="0" distL="114300" distR="114300" simplePos="0" relativeHeight="251663360" behindDoc="0" locked="0" layoutInCell="1" allowOverlap="1" wp14:anchorId="24A1BF09" wp14:editId="5FA57530">
+                <wp:simplePos x="0" y="0"/>
+                <wp:positionH relativeFrom="column">
+                  <wp:posOffset>37465</wp:posOffset>
+                </wp:positionH>
+                <wp:positionV relativeFrom="paragraph">
+                  <wp:posOffset>624205</wp:posOffset>
+                </wp:positionV>
+                <wp:extent cx="876300" cy="640080"/>
+                <wp:effectExtent l="0" t="0" r="19050" b="26670"/>
+                <wp:wrapNone/>
+                <wp:docPr id="1890822930" name="Text Box 7"/>
+                <wp:cNvGraphicFramePr/>
+                <a:graphic xmlns:a="http://schemas.openxmlformats.org/drawingml/2006/main">
+                  <a:graphicData uri="http://schemas.microsoft.com/office/word/2010/wordprocessingShape">
+                    <wps:wsp>
+                      <wps:cNvSpPr txBox="1"/>
+                      <wps:spPr>
+                        <a:xfrm>
+                          <a:off x="0" y="0"/>
+                          <a:ext cx="876300" cy="640080"/>
+                        </a:xfrm>
+                        <a:prstGeom prst="rect">
+                          <a:avLst/>
+                        </a:prstGeom>
+                        <a:solidFill>
+                          <a:schemeClr val="lt1"/>
+                        </a:solidFill>
+                        <a:ln w="6350">
+                          <a:solidFill>
+                            <a:prstClr val="black"/>
+                          </a:solidFill>
+                        </a:ln>
+                      </wps:spPr>
+                      <wps:txbx>
+                        <w:txbxContent>
+                          <w:p>
+                            <w:pPr>
+                              <w:rPr>
+                                <w:lang w:val="en-US"/>
+                              </w:rPr>
+                            </w:pPr>
+                            <w:r>
+                              <w:rPr>
+                                <w:lang w:val="en-US"/>
+                              </w:rPr>
+                              <w:t>logo</w:t>
+                            </w:r>
+                          </w:p>
+                        </w:txbxContent>
+                      </wps:txbx>
+                      <wps:bodyPr rot="0" spcFirstLastPara="0" vertOverflow="overflow" horzOverflow="overflow" vert="horz" wrap="square" lIns="91440" tIns="45720" rIns="91440" bIns="45720" numCol="1" spcCol="0" rtlCol="0" fromWordArt="0" anchor="t" anchorCtr="0" forceAA="0" compatLnSpc="1">
+                        <a:prstTxWarp prst="textNoShape">
+                          <a:avLst/>
+                        </a:prstTxWarp>
+                        <a:noAutofit/>
+                      </wps:bodyPr>
+                    </wps:wsp>
+                  </a:graphicData>
+                </a:graphic>
+              </wp:anchor>
+            </w:drawing>
+          </mc:Choice>
+          <mc:Fallback>
+            <w:pict>
+              <v:shape w14:anchorId="24A1BF09" id="Text Box 7" o:spid="_x0000_s1032" type="#_x0000_t202" style="position:absolute;margin-left:2.95pt;margin-top:49.15pt;width:69pt;height:50.4pt;z-index:251663360;visibility:visible;mso-wrap-style:square;mso-wrap-distance-left:9pt;mso-wrap-distance-top:0;mso-wrap-distance-right:9pt;mso-wrap-distance-bottom:0;mso-position-horizontal:absolute;mso-position-horizontal-relative:text;mso-position-vertical:absolute;mso-position-vertical-relative:text;v-text-anchor:top" o:gfxdata="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" fillcolor="white [3201]" strokeweight=".5pt">
+                <v:textbox>
+                  <w:txbxContent>
+                    <w:p>
+                      <w:pPr>
+                        <w:rPr>
+                          <w:lang w:val="en-US"/>
+                        </w:rPr>
+                      </w:pPr>
+                      <w:r>
+                        <w:rPr>
+                          <w:lang w:val="en-US"/>
+                        </w:rPr>
+                        <w:t>logo</w:t>
+                      </w:r>
+                    </w:p>
+                  </w:txbxContent>
+                </v:textbox>
+              </v:shape>
+            </w:pict>
+          </mc:Fallback>
+        </mc:AlternateContent>
+      </w:r>
+      <w:r>
+        <w:rPr>
+          <w:lang w:val="en-US"/>
+        </w:rPr>
+        <mc:AlternateContent>
+          <mc:Choice Requires="wps">
+            <w:drawing>
+              <wp:anchor distT="0" distB="0" distL="114300" distR="114300" simplePos="0" relativeHeight="251662336" behindDoc="0" locked="0" layoutInCell="1" allowOverlap="1" wp14:anchorId="39803428" wp14:editId="4EE97C07">
+                <wp:simplePos x="0" y="0"/>
+                <wp:positionH relativeFrom="column">
+                  <wp:posOffset>-99695</wp:posOffset>
+                </wp:positionH>
+                <wp:positionV relativeFrom="paragraph">
+                  <wp:posOffset>1591945</wp:posOffset>
+                </wp:positionV>
+                <wp:extent cx="6050280" cy="723900"/>
+                <wp:effectExtent l="0" t="0" r="26670" b="19050"/>
+                <wp:wrapNone/>
+                <wp:docPr id="249052670" name="Text Box 6"/>
+                <wp:cNvGraphicFramePr/>
+                <a:graphic xmlns:a="http://schemas.openxmlformats.org/drawingml/2006/main">
+                  <a:graphicData uri="http://schemas.microsoft.com/office/word/2010/wordprocessingShape">
+                    <wps:wsp>
+                      <wps:cNvSpPr txBox="1"/>
+                      <wps:spPr>
+                        <a:xfrm>
+                          <a:off x="0" y="0"/>
+                          <a:ext cx="6050280" cy="723900"/>
+                        </a:xfrm>
+                        <a:prstGeom prst="rect">
+                          <a:avLst/>
+                        </a:prstGeom>
+                        <a:solidFill>
+                          <a:srgbClr val="04724D"/>
+                        </a:solidFill>
+                        <a:ln w="6350">
+                          <a:solidFill>
+                            <a:prstClr val="black"/>
+                          </a:solidFill>
+                        </a:ln>
+                      </wps:spPr>
+                      <wps:txbx>
+                        <w:txbxContent>
+                          <w:p>
+                            <w:pPr>
+                              <w:rPr>
+                                <w:color w:val="FFFFFF" w:themeColor="background1"/>
+                                <w:sz w:val="28"/>
+                                <w:szCs w:val="28"/>
+                              </w:rPr>
+                            </w:pPr>
+                            <w:r>
+                              <w:rPr>
+                                <w:color w:val="FFFFFF" w:themeColor="background1"/>
+                                <w:sz w:val="28"/>
+                                <w:szCs w:val="28"/>
+                              </w:rPr>
+                              <w:t>НАЧАЛО</w:t>
+                            </w:r>
+                            <w:r>
+                              <w:rPr>
+                                <w:color w:val="FFFFFF" w:themeColor="background1"/>
+                                <w:sz w:val="28"/>
+                                <w:szCs w:val="28"/>
+                              </w:rPr>
+                              <w:t xml:space="preserve"> </w:t>
+                            </w:r>
+                            <w:r>
+                              <w:rPr>
+                                <w:color w:val="FFFFFF" w:themeColor="background1"/>
+                                <w:sz w:val="28"/>
+                                <w:szCs w:val="28"/>
+                              </w:rPr>
+                              <w:t>ЗА НА</w:t>
+                            </w:r>
+                            <w:r>
+                              <w:rPr>
+                                <w:color w:val="FFFFFF" w:themeColor="background1"/>
+                                <w:sz w:val="28"/>
+                                <w:szCs w:val="28"/>
+                              </w:rPr>
+                              <w:t xml:space="preserve">С </w:t>
+                            </w:r>
+                            <w:r>
+                              <w:rPr>
+                                <w:color w:val="FFFFFF" w:themeColor="background1"/>
+                                <w:sz w:val="28"/>
+                                <w:szCs w:val="28"/>
+                              </w:rPr>
+                              <w:t xml:space="preserve">ГАЛЕРИЯ КОНТАКТИ АВТОР  ПРОМОЦИЯ </w:t>
+                            </w:r>
+                            <w:r>
+                              <w:rPr>
+                                <w:color w:val="FFFFFF" w:themeColor="background1"/>
+                                <w:sz w:val="28"/>
+                                <w:szCs w:val="28"/>
+                              </w:rPr>
+                              <w:t xml:space="preserve"> </w:t>
+                            </w:r>
+                            <w:r>
+                              <w:rPr>
+                                <w:color w:val="FFFFFF" w:themeColor="background1"/>
+                                <w:sz w:val="28"/>
+                                <w:szCs w:val="28"/>
+                              </w:rPr>
+                              <w:t>КАТАЛОГ</w:t>
+                            </w:r>
+                          </w:p>
+                        </w:txbxContent>
+                      </wps:txbx>
+                      <wps:bodyPr rot="0" spcFirstLastPara="0" vertOverflow="overflow" horzOverflow="overflow" vert="horz" wrap="square" lIns="91440" tIns="45720" rIns="91440" bIns="45720" numCol="1" spcCol="0" rtlCol="0" fromWordArt="0" anchor="t" anchorCtr="0" forceAA="0" compatLnSpc="1">
+                        <a:prstTxWarp prst="textNoShape">
+                          <a:avLst/>
+                        </a:prstTxWarp>
+                        <a:noAutofit/>
+                      </wps:bodyPr>
+                    </wps:wsp>
+                  </a:graphicData>
+                </a:graphic>
+              </wp:anchor>
+            </w:drawing>
+          </mc:Choice>
+          <mc:Fallback>
+            <w:pict>
+              <v:shape w14:anchorId="39803428" id="Text Box 6" o:spid="_x0000_s1033" type="#_x0000_t202" style="position:absolute;margin-left:-7.85pt;margin-top:125.35pt;width:476.4pt;height:57pt;z-index:251662336;visibility:visible;mso-wrap-style:square;mso-wrap-distance-left:9pt;mso-wrap-distance-top:0;mso-wrap-distance-right:9pt;mso-wrap-distance-bottom:0;mso-position-horizontal:absolute;mso-position-horizontal-relative:text;mso-position-vertical:absolute;mso-position-vertical-relative:text;v-text-anchor:top" o:gfxdata="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" fillcolor="#04724d" strokeweight=".5pt">
+                <v:textbox>
+                  <w:txbxContent>
+                    <w:p>
+                      <w:pPr>
+                        <w:rPr>
+                          <w:color w:val="FFFFFF" w:themeColor="background1"/>
+                          <w:sz w:val="28"/>
+                          <w:szCs w:val="28"/>
+                        </w:rPr>
+                      </w:pPr>
+                      <w:r>
+                        <w:rPr>
+                          <w:color w:val="FFFFFF" w:themeColor="background1"/>
+                          <w:sz w:val="28"/>
+                          <w:szCs w:val="28"/>
+                        </w:rPr>
+                        <w:t>НАЧАЛО</w:t>
+                      </w:r>
+                      <w:r>
+                        <w:rPr>
+                          <w:color w:val="FFFFFF" w:themeColor="background1"/>
+                          <w:sz w:val="28"/>
+                          <w:szCs w:val="28"/>
+                        </w:rPr>
+                        <w:t xml:space="preserve"> </w:t>
+                      </w:r>
+                      <w:r>
+                        <w:rPr>
+                          <w:color w:val="FFFFFF" w:themeColor="background1"/>
+                          <w:sz w:val="28"/>
+                          <w:szCs w:val="28"/>
+                        </w:rPr>
+                        <w:t>ЗА НА</w:t>
+                      </w:r>
+                      <w:r>
+                        <w:rPr>
+                          <w:color w:val="FFFFFF" w:themeColor="background1"/>
+                          <w:sz w:val="28"/>
+                          <w:szCs w:val="28"/>
+                        </w:rPr>
+                        <w:t xml:space="preserve">С </w:t>
+                      </w:r>
+                      <w:r>
+                        <w:rPr>
+                          <w:color w:val="FFFFFF" w:themeColor="background1"/>
+                          <w:sz w:val="28"/>
+                          <w:szCs w:val="28"/>
+                        </w:rPr>
+                        <w:t xml:space="preserve">ГАЛЕРИЯ КОНТАКТИ АВТОР  ПРОМОЦИЯ </w:t>
+                      </w:r>
+                      <w:r>
+                        <w:rPr>
+                          <w:color w:val="FFFFFF" w:themeColor="background1"/>
+                          <w:sz w:val="28"/>
+                          <w:szCs w:val="28"/>
+                        </w:rPr>
+                        <w:t xml:space="preserve"> </w:t>
+                      </w:r>
+                      <w:r>
+                        <w:rPr>
+                          <w:color w:val="FFFFFF" w:themeColor="background1"/>
+                          <w:sz w:val="28"/>
+                          <w:szCs w:val="28"/>
+                        </w:rPr>
+                        <w:t>КАТАЛОГ</w:t>
+                      </w:r>
+                    </w:p>
+                  </w:txbxContent>
+                </v:textbox>
+              </v:shape>
+            </w:pict>
+          </mc:Fallback>
+        </mc:AlternateContent>
+      </w:r>
+      <w:r>
+        <w:rPr>
+          <w:lang w:val="en-US"/>
+        </w:rPr>
+        <mc:AlternateContent>
+          <mc:Choice Requires="wps">
+            <w:drawing>
+              <wp:anchor distT="0" distB="0" distL="114300" distR="114300" simplePos="0" relativeHeight="251661312" behindDoc="0" locked="0" layoutInCell="1" allowOverlap="1" wp14:anchorId="0CE0AED2" wp14:editId="752EC2FD">
+                <wp:simplePos x="0" y="0"/>
+                <wp:positionH relativeFrom="column">
+                  <wp:posOffset>-84455</wp:posOffset>
+                </wp:positionH>
+                <wp:positionV relativeFrom="paragraph">
+                  <wp:posOffset>250825</wp:posOffset>
+                </wp:positionV>
+                <wp:extent cx="5989320" cy="1173480"/>
+                <wp:effectExtent l="0" t="0" r="11430" b="26670"/>
+                <wp:wrapNone/>
+                <wp:docPr id="488080870" name="Text Box 5"/>
+                <wp:cNvGraphicFramePr/>
+                <a:graphic xmlns:a="http://schemas.openxmlformats.org/drawingml/2006/main">
+                  <a:graphicData uri="http://schemas.microsoft.com/office/word/2010/wordprocessingShape">
+                    <wps:wsp>
+                      <wps:cNvSpPr txBox="1"/>
+                      <wps:spPr>
+                        <a:xfrm>
+                          <a:off x="0" y="0"/>
+                          <a:ext cx="5989320" cy="1173480"/>
+                        </a:xfrm>
+                        <a:prstGeom prst="rect">
+                          <a:avLst/>
+                        </a:prstGeom>
+                        <a:solidFill>
+                          <a:srgbClr val="E8E9EB"/>
+                        </a:solidFill>
+                        <a:ln w="6350">
+                          <a:solidFill>
+                            <a:prstClr val="black"/>
+                          </a:solidFill>
+                        </a:ln>
+                      </wps:spPr>
+                      <wps:txbx>
+                        <w:txbxContent>
+                          <w:p>
+                            <w:pPr>
+                              <w:rPr>
+                                <w:lang w:val="en-US"/>
+                              </w:rPr>
+                            </w:pPr>
+                            <w:r>
+                              <w:rPr>
+                                <w:lang w:val="en-US"/>
+                              </w:rPr>
+                              <w:t>Id header</w:t>
+                            </w:r>
+                          </w:p>
+                        </w:txbxContent>
+                      </wps:txbx>
+                      <wps:bodyPr rot="0" spcFirstLastPara="0" vertOverflow="overflow" horzOverflow="overflow" vert="horz" wrap="square" lIns="91440" tIns="45720" rIns="91440" bIns="45720" numCol="1" spcCol="0" rtlCol="0" fromWordArt="0" anchor="t" anchorCtr="0" forceAA="0" compatLnSpc="1">
+                        <a:prstTxWarp prst="textNoShape">
+                          <a:avLst/>
+                        </a:prstTxWarp>
+                        <a:noAutofit/>
+                      </wps:bodyPr>
+                    </wps:wsp>
+                  </a:graphicData>
+                </a:graphic>
+              </wp:anchor>
+            </w:drawing>
+          </mc:Choice>
+          <mc:Fallback>
+            <w:pict>
+              <v:shape w14:anchorId="0CE0AED2" id="Text Box 5" o:spid="_x0000_s1034" type="#_x0000_t202" style="position:absolute;margin-left:-6.65pt;margin-top:19.75pt;width:471.6pt;height:92.4pt;z-index:251661312;visibility:visible;mso-wrap-style:square;mso-wrap-distance-left:9pt;mso-wrap-distance-top:0;mso-wrap-distance-right:9pt;mso-wrap-distance-bottom:0;mso-position-horizontal:absolute;mso-position-horizontal-relative:text;mso-position-vertical:absolute;mso-position-vertical-relative:text;v-text-anchor:top" o:gfxdata="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" fillcolor="#e8e9eb" strokeweight=".5pt">
+                <v:textbox>
+                  <w:txbxContent>
+                    <w:p>
+                      <w:pPr>
+                        <w:rPr>
+                          <w:lang w:val="en-US"/>
+                        </w:rPr>
+                      </w:pPr>
+                      <w:r>
+                        <w:rPr>
+                          <w:lang w:val="en-US"/>
+                        </w:rPr>
+                        <w:t>Id header</w:t>
+                      </w:r>
+                    </w:p>
+                  </w:txbxContent>
+                </v:textbox>
+              </v:shape>
+            </w:pict>
+          </mc:Fallback>
+        </mc:AlternateContent>
+      </w:r>
+      <w:r>
+        <w:rPr>
+          <w:lang w:val="en-US"/>
+        </w:rPr>
+        <mc:AlternateContent>
+          <mc:Choice Requires="wps">
+            <w:drawing>
+              <wp:anchor distT="0" distB="0" distL="114300" distR="114300" simplePos="0" relativeHeight="251660288" behindDoc="0" locked="0" layoutInCell="1" allowOverlap="1" wp14:anchorId="5B21B74A" wp14:editId="5A176805">
+                <wp:simplePos x="0" y="0"/>
+                <wp:positionH relativeFrom="margin">
+                  <wp:posOffset>-335915</wp:posOffset>
+                </wp:positionH>
+                <wp:positionV relativeFrom="paragraph">
+                  <wp:posOffset>-130175</wp:posOffset>
+                </wp:positionV>
+                <wp:extent cx="6484620" cy="8999220"/>
+                <wp:effectExtent l="0" t="0" r="11430" b="11430"/>
+                <wp:wrapNone/>
+                <wp:docPr id="1851473614" name="Text Box 4"/>
+                <wp:cNvGraphicFramePr/>
+                <a:graphic xmlns:a="http://schemas.openxmlformats.org/drawingml/2006/main">
+                  <a:graphicData uri="http://schemas.microsoft.com/office/word/2010/wordprocessingShape">
+                    <wps:wsp>
+                      <wps:cNvSpPr txBox="1"/>
+                      <wps:spPr>
+                        <a:xfrm>
+                          <a:off x="0" y="0"/>
+                          <a:ext cx="6484620" cy="8999220"/>
+                        </a:xfrm>
+                        <a:prstGeom prst="rect">
+                          <a:avLst/>
+                        </a:prstGeom>
+                        <a:solidFill>
+                          <a:srgbClr val="777DA7"/>
+                        </a:solidFill>
+                        <a:ln w="6350">
+                          <a:solidFill>
+                            <a:prstClr val="black"/>
+                          </a:solidFill>
+                        </a:ln>
+                      </wps:spPr>
+                      <wps:txbx>
+                        <w:txbxContent>
+                          <w:p>
+                            <w:pPr>
+                              <w:rPr>
+                                <w:color w:val="FFFFFF" w:themeColor="background1"/>
+                                <w:lang w:val="en-US"/>
+                              </w:rPr>
+                            </w:pPr>
+                            <w:r>
+                              <w:rPr>
+                                <w:color w:val="FFFFFF" w:themeColor="background1"/>
+                                <w:lang w:val="en-US"/>
+                              </w:rPr>
+                              <w:t>Id wrapper</w:t>
+                            </w:r>
+                          </w:p>
+                        </w:txbxContent>
+                      </wps:txbx>
+                      <wps:bodyPr rot="0" spcFirstLastPara="0" vertOverflow="overflow" horzOverflow="overflow" vert="horz" wrap="square" lIns="91440" tIns="45720" rIns="91440" bIns="45720" numCol="1" spcCol="0" rtlCol="0" fromWordArt="0" anchor="t" anchorCtr="0" forceAA="0" compatLnSpc="1">
+                        <a:prstTxWarp prst="textNoShape">
+                          <a:avLst/>
+                        </a:prstTxWarp>
+                        <a:noAutofit/>
+                      </wps:bodyPr>
+                    </wps:wsp>
+                  </a:graphicData>
+                </a:graphic>
+                <wp14:sizeRelH relativeFrom="margin">
+                  <wp14:pctWidth>0</wp14:pctWidth>
+                </wp14:sizeRelH>
+                <wp14:sizeRelV relativeFrom="margin">
+                  <wp14:pctHeight>0</wp14:pctHeight>
+                </wp14:sizeRelV>
+              </wp:anchor>
+            </w:drawing>
+          </mc:Choice>
+          <mc:Fallback>
+            <w:pict>
+              <v:shape w14:anchorId="5B21B74A" id="Text Box 4" o:spid="_x0000_s1035" type="#_x0000_t202" style="position:absolute;margin-left:-26.45pt;margin-top:-10.25pt;width:510.6pt;height:708.6pt;z-index:251660288;visibility:visible;mso-wrap-style:square;mso-width-percent:0;mso-height-percent:0;mso-wrap-distance-left:9pt;mso-wrap-distance-top:0;mso-wrap-distance-right:9pt;mso-wrap-distance-bottom:0;mso-position-horizontal:absolute;mso-position-horizontal-relative:margin;mso-position-vertical:absolute;mso-position-vertical-relative:text;mso-width-percent:0;mso-height-percent:0;mso-width-relative:margin;mso-height-relative:margin;v-text-anchor:top" o:gfxdata="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" fillcolor="#777da7" strokeweight=".5pt">
+                <v:textbox>
+                  <w:txbxContent>
+                    <w:p>
+                      <w:pPr>
+                        <w:rPr>
+                          <w:color w:val="FFFFFF" w:themeColor="background1"/>
+                          <w:lang w:val="en-US"/>
+                        </w:rPr>
+                      </w:pPr>
+                      <w:r>
+                        <w:rPr>
+                          <w:color w:val="FFFFFF" w:themeColor="background1"/>
+                          <w:lang w:val="en-US"/>
+                        </w:rPr>
+                        <w:t>Id wrapper</w:t>
+                      </w:r>
+                    </w:p>
+                  </w:txbxContent>
+                </v:textbox>
+                <w10:wrap anchorx="margin"/>
+              </v:shape>
+            </w:pict>
+          </mc:Fallback>
+        </mc:AlternateContent>
+      </w:r>
+      <w:r>
+        <w:rPr>
+          <w:lang w:val="en-US"/>
+        </w:rPr>
+        <mc:AlternateContent>
+          <mc:Choice Requires="wps">
+            <w:drawing>
+              <wp:anchor distT="0" distB="0" distL="114300" distR="114300" simplePos="0" relativeHeight="251659264" behindDoc="0" locked="0" layoutInCell="1" allowOverlap="1" wp14:anchorId="567A7B95" wp14:editId="03A631A9">
+                <wp:simplePos x="0" y="0"/>
+                <wp:positionH relativeFrom="column">
+                  <wp:posOffset>-602615</wp:posOffset>
+                </wp:positionH>
+                <wp:positionV relativeFrom="paragraph">
+                  <wp:posOffset>-556895</wp:posOffset>
+                </wp:positionV>
+                <wp:extent cx="6972300" cy="9898380"/>
+                <wp:effectExtent l="0" t="0" r="19050" b="26670"/>
+                <wp:wrapNone/>
+                <wp:docPr id="95618180" name="Text Box 2"/>
+                <wp:cNvGraphicFramePr/>
+                <a:graphic xmlns:a="http://schemas.openxmlformats.org/drawingml/2006/main">
+                  <a:graphicData uri="http://schemas.microsoft.com/office/word/2010/wordprocessingShape">
+                    <wps:wsp>
+                      <wps:cNvSpPr txBox="1"/>
+                      <wps:spPr>
+                        <a:xfrm>
+                          <a:off x="0" y="0"/>
+                          <a:ext cx="6972300" cy="9898380"/>
+                        </a:xfrm>
+                        <a:prstGeom prst="rect">
+                          <a:avLst/>
+                        </a:prstGeom>
+                        <a:gradFill>
+                          <a:gsLst>
+                            <a:gs pos="0">
+                              <a:srgbClr val="D36135"/>
+                            </a:gs>
+                            <a:gs pos="100000">
+                              <a:srgbClr val="523A34"/>
+                            </a:gs>
+                          </a:gsLst>
+                          <a:lin ang="3600000" scaled="0"/>
+                        </a:gradFill>
+                        <a:ln w="6350">
+                          <a:solidFill>
+                            <a:prstClr val="black"/>
+                          </a:solidFill>
+                        </a:ln>
+                      </wps:spPr>
+                      <wps:txbx>
+                        <w:txbxContent>
+                          <w:p>
+                            <w:pPr>
+                              <w:rPr>
+                                <w:color w:val="FFFFFF" w:themeColor="background1"/>
+                                <w:lang w:val="en-US"/>
+                              </w:rPr>
+                            </w:pPr>
+                            <w:r>
+                              <w:rPr>
+                                <w:color w:val="FFFFFF" w:themeColor="background1"/>
+                                <w:lang w:val="en-US"/>
+                              </w:rPr>
+                              <w:t>Id body</w:t>
+                            </w:r>
+                          </w:p>
+                        </w:txbxContent>
+                      </wps:txbx>
+                      <wps:bodyPr rot="0" spcFirstLastPara="0" vertOverflow="overflow" horzOverflow="overflow" vert="horz" wrap="square" lIns="91440" tIns="45720" rIns="91440" bIns="45720" numCol="1" spcCol="0" rtlCol="0" fromWordArt="0" anchor="t" anchorCtr="0" forceAA="0" compatLnSpc="1">
+                        <a:prstTxWarp prst="textNoShape">
+                          <a:avLst/>
+                        </a:prstTxWarp>
+                        <a:noAutofit/>
+                      </wps:bodyPr>
+                    </wps:wsp>
+                  </a:graphicData>
+                </a:graphic>
+                <wp14:sizeRelH relativeFrom="margin">
+                  <wp14:pctWidth>0</wp14:pctWidth>
+                </wp14:sizeRelH>
+                <wp14:sizeRelV relativeFrom="margin">
+                  <wp14:pctHeight>0</wp14:pctHeight>
+                </wp14:sizeRelV>
+              </wp:anchor>
+            </w:drawing>
+          </mc:Choice>
+          <mc:Fallback>
+            <w:pict>
+              <v:shape w14:anchorId="567A7B95" id="Text Box 2" o:spid="_x0000_s1036" type="#_x0000_t202" style="position:absolute;margin-left:-47.45pt;margin-top:-43.85pt;width:549pt;height:779.4pt;z-index:251659264;visibility:visible;mso-wrap-style:square;mso-width-percent:0;mso-height-percent:0;mso-wrap-distance-left:9pt;mso-wrap-distance-top:0;mso-wrap-distance-right:9pt;mso-wrap-distance-bottom:0;mso-position-horizontal:absolute;mso-position-horizontal-relative:text;mso-position-vertical:absolute;mso-position-vertical-relative:text;mso-width-percent:0;mso-height-percent:0;mso-width-relative:margin;mso-height-relative:margin;v-text-anchor:top" o:gfxdata="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" fillcolor="#d36135" strokeweight=".5pt">
+                <v:fill color2="#523a34" angle="30" focus="100%" type="gradient">
+                  <o:fill v:ext="view" type="gradientUnscaled"/>
+                </v:fill>
+                <v:textbox>
+                  <w:txbxContent>
+                    <w:p>
+                      <w:pPr>
+                        <w:rPr>
+                          <w:color w:val="FFFFFF" w:themeColor="background1"/>
+                          <w:lang w:val="en-US"/>
+                        </w:rPr>
+                      </w:pPr>
+                      <w:r>
+                        <w:rPr>
+                          <w:color w:val="FFFFFF" w:themeColor="background1"/>
+                          <w:lang w:val="en-US"/>
+                        </w:rPr>
+                        <w:t>Id body</w:t>
+                      </w:r>
+                    </w:p>
+                  </w:txbxContent>
+                </v:textbox>
+              </v:shape>
+            </w:pict>
+          </mc:Fallback>
+        </mc:AlternateContent>
       </w:r>
     </w:p>
     <w:sectPr>

--- a/contrast/project.docx
+++ b/contrast/project.docx
@@ -13,7 +13,7 @@
           <w:lang w:val="en-US"/>
         </w:rPr>
         <w:drawing>
-          <wp:inline distT="0" distB="0" distL="0" distR="0" wp14:anchorId="1A16C06C" wp14:editId="4EFE5AD6">
+          <wp:inline distT="0" distB="0" distL="0" distR="0" wp14:anchorId="1A16C06C" wp14:editId="2B29074F">
             <wp:extent cx="5760720" cy="2011680"/>
             <wp:effectExtent l="0" t="0" r="0" b="7620"/>
             <wp:docPr id="2045869716" name="Picture 3"/>
@@ -192,7 +192,16 @@
     </w:p>
     <w:p>
       <w:r>
-        <w:t>КОНТРАСТ НА ЦВЕТОВЕТЕ ЗА МОЯ САЙТ</w:t>
+        <w:t xml:space="preserve">КОНТРАСТ НА ЦВЕТОВИЯ КОНТРАСТ В </w:t>
+      </w:r>
+      <w:r>
+        <w:rPr>
+          <w:lang w:val="en-US"/>
+        </w:rPr>
+        <w:t xml:space="preserve">&lt;div id=”main”&gt; </w:t>
+      </w:r>
+      <w:r>
+        <w:t>ТЕКСТ СПРАМО ФОН</w:t>
       </w:r>
     </w:p>
     <w:p>
@@ -1008,39 +1017,7 @@
                                 <w:sz w:val="28"/>
                                 <w:szCs w:val="28"/>
                               </w:rPr>
-                              <w:t>ЗА НА</w:t>
-                            </w:r>
-                            <w:r>
-                              <w:rPr>
-                                <w:color w:val="FFFFFF" w:themeColor="background1"/>
-                                <w:sz w:val="28"/>
-                                <w:szCs w:val="28"/>
-                              </w:rPr>
-                              <w:t xml:space="preserve">С </w:t>
-                            </w:r>
-                            <w:r>
-                              <w:rPr>
-                                <w:color w:val="FFFFFF" w:themeColor="background1"/>
-                                <w:sz w:val="28"/>
-                                <w:szCs w:val="28"/>
-                              </w:rPr>
-                              <w:t xml:space="preserve">ГАЛЕРИЯ КОНТАКТИ АВТОР  ПРОМОЦИЯ </w:t>
-                            </w:r>
-                            <w:r>
-                              <w:rPr>
-                                <w:color w:val="FFFFFF" w:themeColor="background1"/>
-                                <w:sz w:val="28"/>
-                                <w:szCs w:val="28"/>
-                              </w:rPr>
-                              <w:t xml:space="preserve"> </w:t>
-                            </w:r>
-                            <w:r>
-                              <w:rPr>
-                                <w:color w:val="FFFFFF" w:themeColor="background1"/>
-                                <w:sz w:val="28"/>
-                                <w:szCs w:val="28"/>
-                              </w:rPr>
-                              <w:t>КАТАЛОГ</w:t>
+                              <w:t>ЗА НАС ГАЛЕРИЯ КОНТАКТИ АВТОР  ПРОМОЦИЯ  КАТАЛОГ</w:t>
                             </w:r>
                           </w:p>
                         </w:txbxContent>
